--- a/AI2024-hw3/hw3_r12922215.docx
+++ b/AI2024-hw3/hw3_r12922215.docx
@@ -5,6 +5,9 @@
     <w:p/>
     <w:p>
       <w:r>
+        <w:rPr>
+          <w:noProof/>
+        </w:rPr>
         <w:drawing>
           <wp:inline distT="0" distB="0" distL="0" distR="0" wp14:anchorId="47125358" wp14:editId="251434C8">
             <wp:extent cx="1455546" cy="1577477"/>
@@ -70,7 +73,7 @@
         <w:widowControl/>
         <w:shd w:val="clear" w:color="auto" w:fill="FFFFFF"/>
         <w:rPr>
-          <w:rFonts w:ascii="Arial" w:eastAsia="新細明體" w:hAnsi="Arial" w:cs="Arial" w:hint="eastAsia"/>
+          <w:rFonts w:ascii="Arial" w:eastAsia="新細明體" w:hAnsi="Arial" w:cs="Arial"/>
           <w:color w:val="000000"/>
           <w:kern w:val="0"/>
           <w:szCs w:val="24"/>
@@ -128,7 +131,25 @@
           <w:kern w:val="0"/>
           <w:szCs w:val="24"/>
         </w:rPr>
-        <w:t>just write their respective logic expressions. Sentence3 function is the same, but in real sentences, not just symbols.</w:t>
+        <w:t xml:space="preserve">just write their respective logic expressions. Sentence3 function is the same, but </w:t>
+      </w:r>
+      <w:r>
+        <w:rPr>
+          <w:rFonts w:ascii="Arial" w:eastAsia="新細明體" w:hAnsi="Arial" w:cs="Arial"/>
+          <w:color w:val="000000"/>
+          <w:kern w:val="0"/>
+          <w:szCs w:val="24"/>
+        </w:rPr>
+        <w:t xml:space="preserve">the logics are </w:t>
+      </w:r>
+      <w:r>
+        <w:rPr>
+          <w:rFonts w:ascii="Arial" w:eastAsia="新細明體" w:hAnsi="Arial" w:cs="Arial"/>
+          <w:color w:val="000000"/>
+          <w:kern w:val="0"/>
+          <w:szCs w:val="24"/>
+        </w:rPr>
+        <w:t>in real sentences, not just symbols.</w:t>
       </w:r>
     </w:p>
     <w:p>
@@ -146,6 +167,7 @@
       <w:r>
         <w:rPr>
           <w:rFonts w:ascii="Helvetica" w:eastAsia="新細明體" w:hAnsi="Helvetica" w:cs="Helvetica"/>
+          <w:noProof/>
           <w:color w:val="000000"/>
           <w:kern w:val="0"/>
           <w:sz w:val="27"/>
@@ -187,8 +209,6 @@
           </wp:inline>
         </w:drawing>
       </w:r>
-      <w:bookmarkStart w:id="0" w:name="_GoBack"/>
-      <w:bookmarkEnd w:id="0"/>
     </w:p>
     <w:p>
       <w:pPr>
@@ -228,29 +248,120 @@
         <w:widowControl/>
         <w:shd w:val="clear" w:color="auto" w:fill="FFFFFF"/>
         <w:rPr>
+          <w:rFonts w:ascii="Arial" w:eastAsia="新細明體" w:hAnsi="Arial" w:cs="Arial"/>
+          <w:color w:val="000000"/>
+          <w:kern w:val="0"/>
+          <w:szCs w:val="24"/>
+        </w:rPr>
+      </w:pPr>
+      <w:r>
+        <w:rPr>
           <w:rFonts w:ascii="Arial" w:eastAsia="新細明體" w:hAnsi="Arial" w:cs="Arial" w:hint="eastAsia"/>
+          <w:color w:val="000000"/>
+          <w:kern w:val="0"/>
+          <w:szCs w:val="24"/>
+        </w:rPr>
+        <w:t>A</w:t>
+      </w:r>
+      <w:r>
+        <w:rPr>
+          <w:rFonts w:ascii="Arial" w:eastAsia="新細明體" w:hAnsi="Arial" w:cs="Arial"/>
+          <w:color w:val="000000"/>
+          <w:kern w:val="0"/>
+          <w:szCs w:val="24"/>
+        </w:rPr>
+        <w:t xml:space="preserve">t least one means we return </w:t>
+      </w:r>
+      <w:r>
+        <w:rPr>
+          <w:rFonts w:ascii="Arial" w:eastAsia="新細明體" w:hAnsi="Arial" w:cs="Arial"/>
+          <w:b/>
+          <w:color w:val="000000"/>
+          <w:kern w:val="0"/>
+          <w:szCs w:val="24"/>
+        </w:rPr>
+        <w:t>or</w:t>
+      </w:r>
+      <w:r>
+        <w:rPr>
+          <w:rFonts w:ascii="Arial" w:eastAsia="新細明體" w:hAnsi="Arial" w:cs="Arial"/>
+          <w:color w:val="000000"/>
+          <w:kern w:val="0"/>
+          <w:szCs w:val="24"/>
+        </w:rPr>
+        <w:t xml:space="preserve"> operation</w:t>
+      </w:r>
+      <w:r>
+        <w:rPr>
+          <w:rFonts w:ascii="Arial" w:eastAsia="新細明體" w:hAnsi="Arial" w:cs="Arial"/>
+          <w:color w:val="000000"/>
+          <w:kern w:val="0"/>
+          <w:szCs w:val="24"/>
+        </w:rPr>
+        <w:t xml:space="preserve">. For at most one, first store all combinations into a list, and </w:t>
+      </w:r>
+      <w:r>
+        <w:rPr>
+          <w:rFonts w:ascii="Arial" w:eastAsia="新細明體" w:hAnsi="Arial" w:cs="Arial"/>
+          <w:color w:val="000000"/>
+          <w:kern w:val="0"/>
+          <w:szCs w:val="24"/>
+        </w:rPr>
+        <w:t>conjoin all the expressions.</w:t>
+      </w:r>
+      <w:r>
+        <w:rPr>
+          <w:rFonts w:ascii="Arial" w:eastAsia="新細明體" w:hAnsi="Arial" w:cs="Arial" w:hint="eastAsia"/>
+          <w:color w:val="000000"/>
+          <w:kern w:val="0"/>
+          <w:szCs w:val="24"/>
+        </w:rPr>
+        <w:t xml:space="preserve"> </w:t>
+      </w:r>
+      <w:r>
+        <w:rPr>
+          <w:rFonts w:ascii="Arial" w:eastAsia="新細明體" w:hAnsi="Arial" w:cs="Arial" w:hint="eastAsia"/>
+          <w:color w:val="000000"/>
+          <w:kern w:val="0"/>
+          <w:szCs w:val="24"/>
+        </w:rPr>
+        <w:t>F</w:t>
+      </w:r>
+      <w:r>
+        <w:rPr>
+          <w:rFonts w:ascii="Arial" w:eastAsia="新細明體" w:hAnsi="Arial" w:cs="Arial"/>
+          <w:color w:val="000000"/>
+          <w:kern w:val="0"/>
+          <w:szCs w:val="24"/>
+        </w:rPr>
+        <w:t>or exactly one, i</w:t>
+      </w:r>
+      <w:r>
+        <w:rPr>
+          <w:rFonts w:ascii="Arial" w:eastAsia="新細明體" w:hAnsi="Arial" w:cs="Arial"/>
+          <w:color w:val="000000"/>
+          <w:kern w:val="0"/>
+          <w:szCs w:val="24"/>
+        </w:rPr>
+        <w:t>t implies that there must be a minimum of one (at least one) and a maximum of one (at most one).</w:t>
+      </w:r>
+    </w:p>
+    <w:p>
+      <w:pPr>
+        <w:widowControl/>
+        <w:shd w:val="clear" w:color="auto" w:fill="FFFFFF"/>
+        <w:rPr>
+          <w:rFonts w:ascii="Arial" w:eastAsia="新細明體" w:hAnsi="Arial" w:cs="Arial"/>
           <w:color w:val="000000"/>
           <w:kern w:val="0"/>
           <w:sz w:val="27"/>
           <w:szCs w:val="27"/>
         </w:rPr>
       </w:pPr>
-    </w:p>
-    <w:p>
-      <w:pPr>
-        <w:widowControl/>
-        <w:shd w:val="clear" w:color="auto" w:fill="FFFFFF"/>
-        <w:rPr>
-          <w:rFonts w:ascii="Arial" w:eastAsia="新細明體" w:hAnsi="Arial" w:cs="Arial"/>
-          <w:color w:val="000000"/>
-          <w:kern w:val="0"/>
-          <w:sz w:val="27"/>
-          <w:szCs w:val="27"/>
-        </w:rPr>
-      </w:pPr>
-      <w:r>
-        <w:rPr>
-          <w:rFonts w:ascii="Helvetica" w:eastAsia="新細明體" w:hAnsi="Helvetica" w:cs="Helvetica"/>
+      <w:r>
+        <w:rPr>
+          <w:rFonts w:ascii="Helvetica" w:eastAsia="新細明體" w:hAnsi="Helvetica" w:cs="Helvetica"/>
+          <w:noProof/>
           <w:color w:val="000000"/>
           <w:kern w:val="0"/>
           <w:sz w:val="27"/>
@@ -292,27 +403,29 @@
           </wp:inline>
         </w:drawing>
       </w:r>
-      <w:r>
-        <w:rPr>
-          <w:rFonts w:ascii="Helvetica" w:eastAsia="新細明體" w:hAnsi="Helvetica" w:cs="Helvetica"/>
+    </w:p>
+    <w:p>
+      <w:pPr>
+        <w:widowControl/>
+        <w:shd w:val="clear" w:color="auto" w:fill="FFFFFF"/>
+        <w:rPr>
+          <w:rFonts w:ascii="Arial" w:eastAsia="新細明體" w:hAnsi="Arial" w:cs="Arial"/>
           <w:color w:val="000000"/>
           <w:kern w:val="0"/>
           <w:sz w:val="27"/>
           <w:szCs w:val="27"/>
         </w:rPr>
-        <w:br/>
-      </w:r>
-      <w:r>
-        <w:rPr>
-          <w:rFonts w:ascii="Arial" w:eastAsia="新細明體" w:hAnsi="Arial" w:cs="Arial"/>
+      </w:pPr>
+      <w:r>
+        <w:rPr>
+          <w:rFonts w:ascii="Helvetica" w:eastAsia="新細明體" w:hAnsi="Helvetica" w:cs="Helvetica"/>
           <w:color w:val="000000"/>
           <w:kern w:val="0"/>
           <w:sz w:val="27"/>
           <w:szCs w:val="27"/>
         </w:rPr>
-        <w:t xml:space="preserve">Q3 – </w:t>
-      </w:r>
-      <w:proofErr w:type="spellStart"/>
+        <w:br/>
+      </w:r>
       <w:r>
         <w:rPr>
           <w:rFonts w:ascii="Arial" w:eastAsia="新細明體" w:hAnsi="Arial" w:cs="Arial"/>
@@ -321,9 +434,9 @@
           <w:sz w:val="27"/>
           <w:szCs w:val="27"/>
         </w:rPr>
-        <w:t>Pacphysics</w:t>
-      </w:r>
-      <w:proofErr w:type="spellEnd"/>
+        <w:t xml:space="preserve">Q3 – </w:t>
+      </w:r>
+      <w:proofErr w:type="spellStart"/>
       <w:r>
         <w:rPr>
           <w:rFonts w:ascii="Arial" w:eastAsia="新細明體" w:hAnsi="Arial" w:cs="Arial"/>
@@ -332,6 +445,17 @@
           <w:sz w:val="27"/>
           <w:szCs w:val="27"/>
         </w:rPr>
+        <w:t>Pacphysics</w:t>
+      </w:r>
+      <w:proofErr w:type="spellEnd"/>
+      <w:r>
+        <w:rPr>
+          <w:rFonts w:ascii="Arial" w:eastAsia="新細明體" w:hAnsi="Arial" w:cs="Arial"/>
+          <w:color w:val="000000"/>
+          <w:kern w:val="0"/>
+          <w:sz w:val="27"/>
+          <w:szCs w:val="27"/>
+        </w:rPr>
         <w:t xml:space="preserve"> and Satisfiability (2%)</w:t>
       </w:r>
     </w:p>
@@ -343,31 +467,150 @@
           <w:rFonts w:ascii="Helvetica" w:eastAsia="新細明體" w:hAnsi="Helvetica" w:cs="Helvetica"/>
           <w:color w:val="000000"/>
           <w:kern w:val="0"/>
+          <w:szCs w:val="24"/>
+        </w:rPr>
+      </w:pPr>
+      <w:proofErr w:type="spellStart"/>
+      <w:r>
+        <w:rPr>
+          <w:rFonts w:ascii="Helvetica" w:eastAsia="新細明體" w:hAnsi="Helvetica" w:cs="Helvetica"/>
+          <w:color w:val="000000"/>
+          <w:kern w:val="0"/>
+          <w:szCs w:val="24"/>
+        </w:rPr>
+        <w:t>P</w:t>
+      </w:r>
+      <w:r>
+        <w:rPr>
+          <w:rFonts w:ascii="Helvetica" w:eastAsia="新細明體" w:hAnsi="Helvetica" w:cs="Helvetica"/>
+          <w:color w:val="000000"/>
+          <w:kern w:val="0"/>
+          <w:szCs w:val="24"/>
+        </w:rPr>
+        <w:t>acmanSuccessorAxiomSingle</w:t>
+      </w:r>
+      <w:proofErr w:type="spellEnd"/>
+      <w:r>
+        <w:rPr>
+          <w:rFonts w:ascii="Helvetica" w:eastAsia="新細明體" w:hAnsi="Helvetica" w:cs="Helvetica"/>
+          <w:color w:val="000000"/>
+          <w:kern w:val="0"/>
+          <w:szCs w:val="24"/>
+        </w:rPr>
+        <w:t xml:space="preserve"> function return the combination of current state of </w:t>
+      </w:r>
+      <w:proofErr w:type="spellStart"/>
+      <w:r>
+        <w:rPr>
+          <w:rFonts w:ascii="Helvetica" w:eastAsia="新細明體" w:hAnsi="Helvetica" w:cs="Helvetica"/>
+          <w:color w:val="000000"/>
+          <w:kern w:val="0"/>
+          <w:szCs w:val="24"/>
+        </w:rPr>
+        <w:t>pacman</w:t>
+      </w:r>
+      <w:proofErr w:type="spellEnd"/>
+      <w:r>
+        <w:rPr>
+          <w:rFonts w:ascii="Helvetica" w:eastAsia="新細明體" w:hAnsi="Helvetica" w:cs="Helvetica"/>
+          <w:color w:val="000000"/>
+          <w:kern w:val="0"/>
+          <w:szCs w:val="24"/>
+        </w:rPr>
+        <w:t xml:space="preserve"> and the disjoin of possible causes.</w:t>
+      </w:r>
+      <w:r>
+        <w:rPr>
+          <w:rFonts w:ascii="Helvetica" w:eastAsia="新細明體" w:hAnsi="Helvetica" w:cs="Helvetica"/>
+          <w:color w:val="000000"/>
+          <w:kern w:val="0"/>
+          <w:szCs w:val="24"/>
+        </w:rPr>
+        <w:t xml:space="preserve"> In </w:t>
+      </w:r>
+      <w:bookmarkStart w:id="0" w:name="_GoBack"/>
+      <w:bookmarkEnd w:id="0"/>
+      <w:proofErr w:type="spellStart"/>
+      <w:r>
+        <w:rPr>
+          <w:rFonts w:ascii="Helvetica" w:eastAsia="新細明體" w:hAnsi="Helvetica" w:cs="Helvetica"/>
+          <w:color w:val="000000"/>
+          <w:kern w:val="0"/>
+          <w:szCs w:val="24"/>
+        </w:rPr>
+        <w:t>checkLocationSatisfiability</w:t>
+      </w:r>
+      <w:proofErr w:type="spellEnd"/>
+      <w:r>
+        <w:rPr>
+          <w:rFonts w:ascii="Helvetica" w:eastAsia="新細明體" w:hAnsi="Helvetica" w:cs="Helvetica"/>
+          <w:color w:val="000000"/>
+          <w:kern w:val="0"/>
+          <w:szCs w:val="24"/>
+        </w:rPr>
+        <w:t xml:space="preserve"> function, we return one model where </w:t>
+      </w:r>
+      <w:proofErr w:type="spellStart"/>
+      <w:r>
+        <w:rPr>
+          <w:rFonts w:ascii="Helvetica" w:eastAsia="新細明體" w:hAnsi="Helvetica" w:cs="Helvetica"/>
+          <w:color w:val="000000"/>
+          <w:kern w:val="0"/>
+          <w:szCs w:val="24"/>
+        </w:rPr>
+        <w:t>pacman</w:t>
+      </w:r>
+      <w:proofErr w:type="spellEnd"/>
+      <w:r>
+        <w:rPr>
+          <w:rFonts w:ascii="Helvetica" w:eastAsia="新細明體" w:hAnsi="Helvetica" w:cs="Helvetica"/>
+          <w:color w:val="000000"/>
+          <w:kern w:val="0"/>
+          <w:szCs w:val="24"/>
+        </w:rPr>
+        <w:t xml:space="preserve"> is at (x1, y1) at time t = 1, the other model is not </w:t>
+      </w:r>
+      <w:r>
+        <w:rPr>
+          <w:rFonts w:ascii="Helvetica" w:eastAsia="新細明體" w:hAnsi="Helvetica" w:cs="Helvetica"/>
+          <w:color w:val="000000"/>
+          <w:kern w:val="0"/>
+          <w:szCs w:val="24"/>
+        </w:rPr>
+        <w:t>at (x1, y1) at time t = 1</w:t>
+      </w:r>
+      <w:r>
+        <w:rPr>
+          <w:rFonts w:ascii="Helvetica" w:eastAsia="新細明體" w:hAnsi="Helvetica" w:cs="Helvetica"/>
+          <w:color w:val="000000"/>
+          <w:kern w:val="0"/>
+          <w:szCs w:val="24"/>
+        </w:rPr>
+        <w:t>.</w:t>
+      </w:r>
+    </w:p>
+    <w:p>
+      <w:pPr>
+        <w:widowControl/>
+        <w:shd w:val="clear" w:color="auto" w:fill="FFFFFF"/>
+        <w:rPr>
+          <w:rFonts w:ascii="Arial" w:eastAsia="新細明體" w:hAnsi="Arial" w:cs="Arial"/>
+          <w:color w:val="000000"/>
+          <w:kern w:val="0"/>
           <w:sz w:val="27"/>
           <w:szCs w:val="27"/>
         </w:rPr>
       </w:pPr>
-    </w:p>
-    <w:p>
-      <w:pPr>
-        <w:widowControl/>
-        <w:shd w:val="clear" w:color="auto" w:fill="FFFFFF"/>
-        <w:rPr>
-          <w:rFonts w:ascii="Arial" w:eastAsia="新細明體" w:hAnsi="Arial" w:cs="Arial"/>
+      <w:r>
+        <w:rPr>
+          <w:rFonts w:ascii="Helvetica" w:eastAsia="新細明體" w:hAnsi="Helvetica" w:cs="Helvetica"/>
+          <w:noProof/>
           <w:color w:val="000000"/>
           <w:kern w:val="0"/>
           <w:sz w:val="27"/>
           <w:szCs w:val="27"/>
         </w:rPr>
-      </w:pPr>
-      <w:r>
-        <w:rPr>
-          <w:rFonts w:ascii="Helvetica" w:eastAsia="新細明體" w:hAnsi="Helvetica" w:cs="Helvetica"/>
-          <w:color w:val="000000"/>
-          <w:kern w:val="0"/>
-          <w:sz w:val="27"/>
-          <w:szCs w:val="27"/>
-        </w:rPr>
+        <w:lastRenderedPageBreak/>
         <w:drawing>
           <wp:inline distT="0" distB="0" distL="0" distR="0" wp14:anchorId="0282BFFE" wp14:editId="6D0C1C08">
             <wp:extent cx="1463167" cy="937341"/>
@@ -433,32 +676,60 @@
           <w:rFonts w:ascii="Helvetica" w:eastAsia="新細明體" w:hAnsi="Helvetica" w:cs="Helvetica"/>
           <w:color w:val="000000"/>
           <w:kern w:val="0"/>
+          <w:szCs w:val="24"/>
+        </w:rPr>
+      </w:pPr>
+      <w:r>
+        <w:rPr>
+          <w:rFonts w:ascii="Helvetica" w:eastAsia="新細明體" w:hAnsi="Helvetica" w:cs="Helvetica"/>
+          <w:color w:val="000000"/>
+          <w:kern w:val="0"/>
+          <w:szCs w:val="24"/>
+        </w:rPr>
+        <w:t xml:space="preserve">Initially, Pacman can only be at exactly one of the locations in </w:t>
+      </w:r>
+      <w:proofErr w:type="spellStart"/>
+      <w:r>
+        <w:rPr>
+          <w:rFonts w:ascii="Helvetica" w:eastAsia="新細明體" w:hAnsi="Helvetica" w:cs="Helvetica"/>
+          <w:color w:val="000000"/>
+          <w:kern w:val="0"/>
+          <w:szCs w:val="24"/>
+        </w:rPr>
+        <w:t>non_wall_coords</w:t>
+      </w:r>
+      <w:proofErr w:type="spellEnd"/>
+      <w:r>
+        <w:rPr>
+          <w:rFonts w:ascii="Helvetica" w:eastAsia="新細明體" w:hAnsi="Helvetica" w:cs="Helvetica"/>
+          <w:color w:val="000000"/>
+          <w:kern w:val="0"/>
+          <w:szCs w:val="24"/>
+        </w:rPr>
+        <w:t xml:space="preserve"> at timestep t. Check if there is a satisfying assignment for the variables given the knowledge base so far, if yes, then return sequence actions.</w:t>
+      </w:r>
+    </w:p>
+    <w:p>
+      <w:pPr>
+        <w:widowControl/>
+        <w:shd w:val="clear" w:color="auto" w:fill="FFFFFF"/>
+        <w:rPr>
+          <w:rFonts w:ascii="Arial" w:eastAsia="新細明體" w:hAnsi="Arial" w:cs="Arial"/>
+          <w:color w:val="000000"/>
+          <w:kern w:val="0"/>
           <w:sz w:val="27"/>
           <w:szCs w:val="27"/>
         </w:rPr>
       </w:pPr>
-    </w:p>
-    <w:p>
-      <w:pPr>
-        <w:widowControl/>
-        <w:shd w:val="clear" w:color="auto" w:fill="FFFFFF"/>
-        <w:rPr>
-          <w:rFonts w:ascii="Helvetica" w:eastAsia="新細明體" w:hAnsi="Helvetica" w:cs="Helvetica"/>
+      <w:r>
+        <w:rPr>
+          <w:rFonts w:ascii="Helvetica" w:eastAsia="新細明體" w:hAnsi="Helvetica" w:cs="Helvetica"/>
+          <w:noProof/>
           <w:color w:val="000000"/>
           <w:kern w:val="0"/>
           <w:sz w:val="27"/>
           <w:szCs w:val="27"/>
         </w:rPr>
-      </w:pPr>
-      <w:r>
-        <w:rPr>
-          <w:rFonts w:ascii="Helvetica" w:eastAsia="新細明體" w:hAnsi="Helvetica" w:cs="Helvetica"/>
-          <w:color w:val="000000"/>
-          <w:kern w:val="0"/>
-          <w:sz w:val="27"/>
-          <w:szCs w:val="27"/>
-        </w:rPr>
-        <w:lastRenderedPageBreak/>
         <w:drawing>
           <wp:inline distT="0" distB="0" distL="0" distR="0" wp14:anchorId="17553764" wp14:editId="3B3AAC14">
             <wp:extent cx="1478408" cy="937341"/>
@@ -495,29 +766,153 @@
           </wp:inline>
         </w:drawing>
       </w:r>
-      <w:r>
-        <w:rPr>
-          <w:rFonts w:ascii="Helvetica" w:eastAsia="新細明體" w:hAnsi="Helvetica" w:cs="Helvetica"/>
+    </w:p>
+    <w:p>
+      <w:pPr>
+        <w:widowControl/>
+        <w:shd w:val="clear" w:color="auto" w:fill="FFFFFF"/>
+        <w:rPr>
+          <w:rFonts w:ascii="Arial" w:eastAsia="新細明體" w:hAnsi="Arial" w:cs="Arial"/>
           <w:color w:val="000000"/>
           <w:kern w:val="0"/>
           <w:sz w:val="27"/>
           <w:szCs w:val="27"/>
         </w:rPr>
-        <w:br/>
-      </w:r>
-      <w:r>
-        <w:rPr>
-          <w:rFonts w:ascii="Arial" w:eastAsia="新細明體" w:hAnsi="Arial" w:cs="Arial"/>
+      </w:pPr>
+      <w:r>
+        <w:rPr>
+          <w:rFonts w:ascii="Helvetica" w:eastAsia="新細明體" w:hAnsi="Helvetica" w:cs="Helvetica"/>
           <w:color w:val="000000"/>
           <w:kern w:val="0"/>
           <w:sz w:val="27"/>
           <w:szCs w:val="27"/>
         </w:rPr>
+        <w:br/>
+      </w:r>
+      <w:r>
+        <w:rPr>
+          <w:rFonts w:ascii="Arial" w:eastAsia="新細明體" w:hAnsi="Arial" w:cs="Arial"/>
+          <w:color w:val="000000"/>
+          <w:kern w:val="0"/>
+          <w:sz w:val="27"/>
+          <w:szCs w:val="27"/>
+        </w:rPr>
         <w:t>Q5 – Eating All the Food (2%)</w:t>
       </w:r>
     </w:p>
     <w:p>
-      <w:r>
+      <w:pPr>
+        <w:widowControl/>
+        <w:shd w:val="clear" w:color="auto" w:fill="FFFFFF"/>
+        <w:rPr>
+          <w:rFonts w:ascii="Helvetica" w:eastAsia="新細明體" w:hAnsi="Helvetica" w:cs="Helvetica" w:hint="eastAsia"/>
+          <w:color w:val="000000"/>
+          <w:kern w:val="0"/>
+          <w:szCs w:val="24"/>
+        </w:rPr>
+      </w:pPr>
+      <w:proofErr w:type="gramStart"/>
+      <w:r>
+        <w:rPr>
+          <w:rFonts w:ascii="Helvetica" w:eastAsia="新細明體" w:hAnsi="Helvetica" w:cs="Helvetica" w:hint="eastAsia"/>
+          <w:color w:val="000000"/>
+          <w:kern w:val="0"/>
+          <w:szCs w:val="24"/>
+        </w:rPr>
+        <w:t>S</w:t>
+      </w:r>
+      <w:r>
+        <w:rPr>
+          <w:rFonts w:ascii="Helvetica" w:eastAsia="新細明體" w:hAnsi="Helvetica" w:cs="Helvetica"/>
+          <w:color w:val="000000"/>
+          <w:kern w:val="0"/>
+          <w:szCs w:val="24"/>
+        </w:rPr>
+        <w:t>imilar to</w:t>
+      </w:r>
+      <w:proofErr w:type="gramEnd"/>
+      <w:r>
+        <w:rPr>
+          <w:rFonts w:ascii="Helvetica" w:eastAsia="新細明體" w:hAnsi="Helvetica" w:cs="Helvetica"/>
+          <w:color w:val="000000"/>
+          <w:kern w:val="0"/>
+          <w:szCs w:val="24"/>
+        </w:rPr>
+        <w:t xml:space="preserve"> Q4, </w:t>
+      </w:r>
+      <w:r>
+        <w:rPr>
+          <w:rFonts w:ascii="Helvetica" w:eastAsia="新細明體" w:hAnsi="Helvetica" w:cs="Helvetica"/>
+          <w:color w:val="000000"/>
+          <w:kern w:val="0"/>
+          <w:szCs w:val="24"/>
+        </w:rPr>
+        <w:t xml:space="preserve">initialize </w:t>
+      </w:r>
+      <w:r>
+        <w:rPr>
+          <w:rFonts w:ascii="Helvetica" w:eastAsia="新細明體" w:hAnsi="Helvetica" w:cs="Helvetica"/>
+          <w:color w:val="000000"/>
+          <w:kern w:val="0"/>
+          <w:szCs w:val="24"/>
+        </w:rPr>
+        <w:t>food at (x, y) at time t</w:t>
+      </w:r>
+      <w:r>
+        <w:rPr>
+          <w:rFonts w:ascii="Helvetica" w:eastAsia="新細明體" w:hAnsi="Helvetica" w:cs="Helvetica"/>
+          <w:color w:val="000000"/>
+          <w:kern w:val="0"/>
+          <w:szCs w:val="24"/>
+        </w:rPr>
+        <w:t xml:space="preserve">. Create food list at time t, list of possible </w:t>
+      </w:r>
+      <w:proofErr w:type="spellStart"/>
+      <w:r>
+        <w:rPr>
+          <w:rFonts w:ascii="Helvetica" w:eastAsia="新細明體" w:hAnsi="Helvetica" w:cs="Helvetica"/>
+          <w:color w:val="000000"/>
+          <w:kern w:val="0"/>
+          <w:szCs w:val="24"/>
+        </w:rPr>
+        <w:t>pacman</w:t>
+      </w:r>
+      <w:proofErr w:type="spellEnd"/>
+      <w:r>
+        <w:rPr>
+          <w:rFonts w:ascii="Helvetica" w:eastAsia="新細明體" w:hAnsi="Helvetica" w:cs="Helvetica"/>
+          <w:color w:val="000000"/>
+          <w:kern w:val="0"/>
+          <w:szCs w:val="24"/>
+        </w:rPr>
+        <w:t xml:space="preserve"> positions, and list of possible actions </w:t>
+      </w:r>
+      <w:proofErr w:type="spellStart"/>
+      <w:r>
+        <w:rPr>
+          <w:rFonts w:ascii="Helvetica" w:eastAsia="新細明體" w:hAnsi="Helvetica" w:cs="Helvetica"/>
+          <w:color w:val="000000"/>
+          <w:kern w:val="0"/>
+          <w:szCs w:val="24"/>
+        </w:rPr>
+        <w:t>pacman</w:t>
+      </w:r>
+      <w:proofErr w:type="spellEnd"/>
+      <w:r>
+        <w:rPr>
+          <w:rFonts w:ascii="Helvetica" w:eastAsia="新細明體" w:hAnsi="Helvetica" w:cs="Helvetica"/>
+          <w:color w:val="000000"/>
+          <w:kern w:val="0"/>
+          <w:szCs w:val="24"/>
+        </w:rPr>
+        <w:t xml:space="preserve"> can do at time t. If there is no food left, return actions sequence. </w:t>
+      </w:r>
+    </w:p>
+    <w:p>
+      <w:r>
+        <w:rPr>
+          <w:noProof/>
+        </w:rPr>
         <w:drawing>
           <wp:inline distT="0" distB="0" distL="0" distR="0" wp14:anchorId="6F27B99E" wp14:editId="6208CF7E">
             <wp:extent cx="1386960" cy="914479"/>
@@ -667,21 +1062,10 @@
     </w:p>
     <w:p>
       <w:r>
-        <w:t xml:space="preserve">Negative samples: Change event type or change agent, through these 2 kinds of changes, </w:t>
-      </w:r>
-      <w:r>
-        <w:t xml:space="preserve">the </w:t>
-      </w:r>
-      <w:r>
-        <w:t>description can no longer match the image.</w:t>
-      </w:r>
-    </w:p>
-    <w:p>
-      <w:pPr>
-        <w:rPr>
-          <w:rFonts w:hint="eastAsia"/>
-        </w:rPr>
-      </w:pPr>
+        <w:t>Negative samples: Change event type or change agent, through these 2 kinds of changes, the description can no longer match the image.</w:t>
+      </w:r>
+    </w:p>
+    <w:p>
       <w:r>
         <w:t>Using</w:t>
       </w:r>
@@ -724,13 +1108,7 @@
         <w:t>whether the description is a positive description.</w:t>
       </w:r>
     </w:p>
-    <w:p>
-      <w:pPr>
-        <w:rPr>
-          <w:rFonts w:hint="eastAsia"/>
-        </w:rPr>
-      </w:pPr>
-    </w:p>
+    <w:p/>
     <w:p>
       <w:r>
         <w:t>Q3:</w:t>
@@ -746,10 +1124,7 @@
         <w:ind w:leftChars="0"/>
       </w:pPr>
       <w:r>
-        <w:t>C</w:t>
-      </w:r>
-      <w:r>
-        <w:t xml:space="preserve">onventional descriptions fall short of structured information that effectively represents the interconnections among entities or attributes linked to a </w:t>
+        <w:t xml:space="preserve">Conventional descriptions fall short of structured information that effectively represents the interconnections among entities or attributes linked to a </w:t>
       </w:r>
       <w:proofErr w:type="gramStart"/>
       <w:r>
@@ -770,13 +1145,7 @@
         <w:ind w:leftChars="0"/>
       </w:pPr>
       <w:r>
-        <w:t>W</w:t>
-      </w:r>
-      <w:r>
-        <w:t>e leverage existing large language models to obtain the structured information from vanilla descriptions</w:t>
-      </w:r>
-      <w:r>
-        <w:t xml:space="preserve">. </w:t>
+        <w:t xml:space="preserve">We leverage existing large language models to obtain the structured information from vanilla descriptions. </w:t>
       </w:r>
       <w:r>
         <w:t>Given a specific category, we feed hand-crafted instructions into LLMs, intending to generate human-like descriptions, as well as structured relationships within each description, including entities, attributes, and relationships among them</w:t>
@@ -795,11 +1164,6 @@
     </w:p>
     <w:p/>
     <w:p>
-      <w:pPr>
-        <w:rPr>
-          <w:rFonts w:hint="eastAsia"/>
-        </w:rPr>
-      </w:pPr>
       <w:r>
         <w:rPr>
           <w:rFonts w:hint="eastAsia"/>
@@ -856,9 +1220,6 @@
       <w:pPr>
         <w:pStyle w:val="a3"/>
         <w:ind w:leftChars="0" w:left="840"/>
-        <w:rPr>
-          <w:rFonts w:hint="eastAsia"/>
-        </w:rPr>
       </w:pPr>
       <w:r>
         <w:rPr>
@@ -975,9 +1336,6 @@
       <w:pPr>
         <w:pStyle w:val="a3"/>
         <w:ind w:leftChars="0" w:left="360"/>
-        <w:rPr>
-          <w:rFonts w:hint="eastAsia"/>
-        </w:rPr>
       </w:pPr>
     </w:p>
     <w:p>
@@ -1016,9 +1374,6 @@
       <w:pPr>
         <w:pStyle w:val="a3"/>
         <w:ind w:leftChars="0" w:left="720"/>
-        <w:rPr>
-          <w:rFonts w:hint="eastAsia"/>
-        </w:rPr>
       </w:pPr>
       <w:r>
         <w:rPr>
@@ -1077,9 +1432,6 @@
     <w:p>
       <w:pPr>
         <w:pStyle w:val="a3"/>
-        <w:rPr>
-          <w:rFonts w:hint="eastAsia"/>
-        </w:rPr>
       </w:pPr>
       <w:r>
         <w:rPr>
@@ -1137,19 +1489,8 @@
       </w:r>
     </w:p>
     <w:p>
-      <w:pPr>
-        <w:rPr>
-          <w:rFonts w:hint="eastAsia"/>
-        </w:rPr>
-      </w:pPr>
-      <w:r>
-        <w:t xml:space="preserve">Other </w:t>
-      </w:r>
-      <w:r>
-        <w:t>deep semantic knowledge</w:t>
-      </w:r>
-      <w:r>
-        <w:t xml:space="preserve"> like </w:t>
+      <w:r>
+        <w:t xml:space="preserve">Other deep semantic knowledge like </w:t>
       </w:r>
       <w:r>
         <w:t>Causal Relationships</w:t>
